--- a/auracurate/docs/Aurora_About_기획서.docx
+++ b/auracurate/docs/Aurora_About_기획서.docx
@@ -602,7 +602,7 @@
                 <w:sz w:val="18"/>
                 <w:szCs w:val="18"/>
               </w:rPr>
-              <w:t xml:space="preserve">슬로건·소개문은 대표 확정(2026-10-03). 법인 정보는 확정 필요</w:t>
+              <w:t xml:space="preserve">슬로건·소개문은 대표 확정(2026-10-03). 미국 법인 확인 완료(2026-10-04): Asia Lab Global Incorporated, Delaware C Corporation</w:t>
             </w:r>
           </w:p>
         </w:tc>
@@ -3119,7 +3119,7 @@
                 <w:sz w:val="18"/>
                 <w:szCs w:val="18"/>
               </w:rPr>
-              <w:t xml:space="preserve">[미국 법인 정식 명칭 — 예: ○○ Inc. / ○○ LLC]</w:t>
+              <w:t xml:space="preserve">Asia Lab Global Incorporated (Delaware C Corporation, 2025-07-17 설립)</w:t>
             </w:r>
           </w:p>
         </w:tc>
@@ -3149,7 +3149,7 @@
                 <w:sz w:val="18"/>
                 <w:szCs w:val="18"/>
               </w:rPr>
-              <w:t xml:space="preserve">확정 필요</w:t>
+              <w:t xml:space="preserve">확인 완료 — 정관 표기 ASIA LAB GLOBAL INCORPORATED</w:t>
             </w:r>
           </w:p>
         </w:tc>
@@ -3212,7 +3212,7 @@
                 <w:sz w:val="18"/>
                 <w:szCs w:val="18"/>
               </w:rPr>
-              <w:t xml:space="preserve">[미국 주소 — 고객 문의·반품 안내와 일치]</w:t>
+              <w:t xml:space="preserve">254 Chapman Rd, Ste 208 #23693, Newark, DE 19702, USA</w:t>
             </w:r>
           </w:p>
         </w:tc>
@@ -3242,7 +3242,7 @@
                 <w:sz w:val="18"/>
                 <w:szCs w:val="18"/>
               </w:rPr>
-              <w:t xml:space="preserve">확정 필요</w:t>
+              <w:t xml:space="preserve">확인 완료 — Shopify 스토어 주소와 일치. 우편 대행(CMRA) 주소이므로 반품 수령 가능 여부 확인</w:t>
             </w:r>
           </w:p>
         </w:tc>
@@ -3398,7 +3398,7 @@
                 <w:sz w:val="18"/>
                 <w:szCs w:val="18"/>
               </w:rPr>
-              <w:t xml:space="preserve">[번호]</w:t>
+              <w:t xml:space="preserve">[공개용 번호]</w:t>
             </w:r>
           </w:p>
         </w:tc>
@@ -3428,7 +3428,7 @@
                 <w:sz w:val="18"/>
                 <w:szCs w:val="18"/>
               </w:rPr>
-              <w:t xml:space="preserve">확정 필요</w:t>
+              <w:t xml:space="preserve">확정 필요 — Shopify 스토어 전화 비어 있음</w:t>
             </w:r>
           </w:p>
         </w:tc>
@@ -4260,7 +4260,7 @@
                 <w:sz w:val="18"/>
                 <w:szCs w:val="18"/>
               </w:rPr>
-              <w:t xml:space="preserve">미국 법인 표기</w:t>
+              <w:t xml:space="preserve">고객 전화번호와 문의 이메일 통일</w:t>
             </w:r>
           </w:p>
         </w:tc>
@@ -4290,7 +4290,7 @@
                 <w:sz w:val="18"/>
                 <w:szCs w:val="18"/>
               </w:rPr>
-              <w:t xml:space="preserve">법인명·주소·전화 확정 후 About 하단과 푸터에 동일 표기</w:t>
+              <w:t xml:space="preserve">공개용 번호 1개 확정, 문의 이메일은 Shopify 값(global@asialab.world)과 사이트 값(aurora@auroracurate.com) 중 하나로 통일</w:t>
             </w:r>
           </w:p>
         </w:tc>

--- a/auracurate/docs/Aurora_About_기획서.docx
+++ b/auracurate/docs/Aurora_About_기획서.docx
@@ -3305,7 +3305,7 @@
                 <w:sz w:val="18"/>
                 <w:szCs w:val="18"/>
               </w:rPr>
-              <w:t xml:space="preserve">aurora@auroracurate.com</w:t>
+              <w:t xml:space="preserve">contact@auroracurate.com</w:t>
             </w:r>
           </w:p>
         </w:tc>
@@ -3335,7 +3335,7 @@
                 <w:sz w:val="18"/>
                 <w:szCs w:val="18"/>
               </w:rPr>
-              <w:t xml:space="preserve">운영 수신 확인 필요</w:t>
+              <w:t xml:space="preserve">확정 (2026-10-04)</w:t>
             </w:r>
           </w:p>
         </w:tc>
@@ -4290,7 +4290,7 @@
                 <w:sz w:val="18"/>
                 <w:szCs w:val="18"/>
               </w:rPr>
-              <w:t xml:space="preserve">공개용 번호 1개 확정, 문의 이메일은 Shopify 값(global@asialab.world)과 사이트 값(aurora@auroracurate.com) 중 하나로 통일</w:t>
+              <w:t xml:space="preserve">문의 이메일 contact@auroracurate.com 확정. 전화는 선택 — Shopify 스토어 이메일도 같은 주소로 변경</w:t>
             </w:r>
           </w:p>
         </w:tc>

--- a/auracurate/docs/Aurora_About_기획서.docx
+++ b/auracurate/docs/Aurora_About_기획서.docx
@@ -1264,6 +1264,99 @@
           </w:p>
         </w:tc>
       </w:tr>
+      <w:tr>
+        <w:tc>
+          <w:tcPr>
+            <w:tcW w:type="dxa" w:w="1807"/>
+            <w:tcBorders>
+              <w:top w:val="single" w:color="D9D6E6" w:sz="4"/>
+              <w:left w:val="single" w:color="D9D6E6" w:sz="4"/>
+              <w:bottom w:val="single" w:color="D9D6E6" w:sz="4"/>
+              <w:right w:val="single" w:color="D9D6E6" w:sz="4"/>
+            </w:tcBorders>
+            <w:shd w:fill="FBFAFD" w:color="auto" w:val="clear"/>
+            <w:tcMar>
+              <w:top w:type="dxa" w:w="70"/>
+              <w:left w:type="dxa" w:w="110"/>
+              <w:bottom w:type="dxa" w:w="70"/>
+              <w:right w:type="dxa" w:w="110"/>
+            </w:tcMar>
+            <w:vAlign w:val="top"/>
+          </w:tcPr>
+          <w:p>
+            <w:pPr>
+              <w:spacing w:after="40" w:line="260"/>
+            </w:pPr>
+            <w:r>
+              <w:rPr>
+                <w:sz w:val="18"/>
+                <w:szCs w:val="18"/>
+              </w:rPr>
+              <w:t xml:space="preserve">방향 (필수 원칙)</w:t>
+            </w:r>
+          </w:p>
+        </w:tc>
+        <w:tc>
+          <w:tcPr>
+            <w:tcW w:type="dxa" w:w="4216"/>
+            <w:tcBorders>
+              <w:top w:val="single" w:color="D9D6E6" w:sz="4"/>
+              <w:left w:val="single" w:color="D9D6E6" w:sz="4"/>
+              <w:bottom w:val="single" w:color="D9D6E6" w:sz="4"/>
+              <w:right w:val="single" w:color="D9D6E6" w:sz="4"/>
+            </w:tcBorders>
+            <w:tcMar>
+              <w:top w:type="dxa" w:w="70"/>
+              <w:left w:type="dxa" w:w="110"/>
+              <w:bottom w:type="dxa" w:w="70"/>
+              <w:right w:type="dxa" w:w="110"/>
+            </w:tcMar>
+            <w:vAlign w:val="top"/>
+          </w:tcPr>
+          <w:p>
+            <w:pPr>
+              <w:spacing w:after="40" w:line="260"/>
+            </w:pPr>
+            <w:r>
+              <w:rPr>
+                <w:sz w:val="18"/>
+                <w:szCs w:val="18"/>
+              </w:rPr>
+              <w:t xml:space="preserve">Asia → World 그리고 World → Asia — 양방향. 고객·브랜드·크리에이터는 전 세계</w:t>
+            </w:r>
+          </w:p>
+        </w:tc>
+        <w:tc>
+          <w:tcPr>
+            <w:tcW w:type="dxa" w:w="3615"/>
+            <w:tcBorders>
+              <w:top w:val="single" w:color="D9D6E6" w:sz="4"/>
+              <w:left w:val="single" w:color="D9D6E6" w:sz="4"/>
+              <w:bottom w:val="single" w:color="D9D6E6" w:sz="4"/>
+              <w:right w:val="single" w:color="D9D6E6" w:sz="4"/>
+            </w:tcBorders>
+            <w:tcMar>
+              <w:top w:type="dxa" w:w="70"/>
+              <w:left w:type="dxa" w:w="110"/>
+              <w:bottom w:type="dxa" w:w="70"/>
+              <w:right w:type="dxa" w:w="110"/>
+            </w:tcMar>
+            <w:vAlign w:val="top"/>
+          </w:tcPr>
+          <w:p>
+            <w:pPr>
+              <w:spacing w:after="40" w:line="260"/>
+            </w:pPr>
+            <w:r>
+              <w:rPr>
+                <w:sz w:val="18"/>
+                <w:szCs w:val="18"/>
+              </w:rPr>
+              <w:t xml:space="preserve">모든 문서·화면·마케팅</w:t>
+            </w:r>
+          </w:p>
+        </w:tc>
+      </w:tr>
     </w:tbl>
     <w:p>
       <w:pPr>
@@ -1709,6 +1802,29 @@
       </w:pPr>
       <w:r>
         <w:t xml:space="preserve">Asia Lab의 실적을 Aurora 자체 실적으로 표기하지 않음</w:t>
+      </w:r>
+    </w:p>
+    <w:p>
+      <w:pPr>
+        <w:pStyle w:val="ListParagraph"/>
+        <w:numPr>
+          <w:ilvl w:val="0"/>
+          <w:numId w:val="4"/>
+        </w:numPr>
+        <w:spacing w:after="60" w:line="290"/>
+      </w:pPr>
+      <w:r>
+        <w:t xml:space="preserve">‘아시아 브랜드를 세계로’처럼 </w:t>
+      </w:r>
+      <w:r>
+        <w:rPr>
+          <w:b/>
+          <w:bCs/>
+        </w:rPr>
+        <w:t xml:space="preserve">한 방향·아시아 한정</w:t>
+      </w:r>
+      <w:r>
+        <w:t xml:space="preserve">으로 쓰지 않음 — 항상 아시아 ↔ 세계 양방향, 대상은 전 세계</w:t>
       </w:r>
     </w:p>
     <w:p>
